--- a/智能健康手环_项目技术文档.docx
+++ b/智能健康手环_项目技术文档.docx
@@ -2790,7 +2790,7 @@
           <w:rFonts w:ascii="Times New Roman" w:hAnsi="Calibri" w:eastAsia="宋体" w:cs="Times New Roman"/>
           <w:sz w:val="21"/>
         </w:rPr>
-        <w:t>本项目基于 STM32F103C8T6 主控芯片，结合 FreeRTOS 实时操作系统，构建了一套完整的可穿戴健康监测系统。系统集成了 MAX30102 心率血氧传感器、MPU6050 六轴运动传感器、DS18B20 温度传感器、DS1302 RTC 时钟模块、SSD1306 OLED 显示屏、HC-05 蓝牙模块和 ASR PRO 语音识别模块，实现了心率监测、血氧检测、计步器、体温测量、时间显示、蓝牙数据上报及语音控制等完整功能。</w:t>
+        <w:t>本项目基于 STM32F103ZE 主控芯片（Cortex-M3 / 72 MHz / 512 KB Flash / 64 KB SRAM / LQFP-144），结合 FreeRTOS 实时操作系统，构建了一套完整的可穿戴健康监测系统。</w:t>
       </w:r>
     </w:p>
     <w:p>
@@ -3248,7 +3248,7 @@
                 <w:color w:val="000000"/>
                 <w:sz w:val="18"/>
               </w:rPr>
-              <w:t>STM32F103C8T6</w:t>
+              <w:t>STM32F103ZE (正点原子 M144Z-M3)</w:t>
             </w:r>
           </w:p>
         </w:tc>
@@ -3275,7 +3275,7 @@
                 <w:color w:val="000000"/>
                 <w:sz w:val="18"/>
               </w:rPr>
-              <w:t>ARM Cortex-M3, 72MHz, 64KB Flash, 20KB SRAM</w:t>
+              <w:t>ARM Cortex-M3, 72MHz, 512KB Flash, 64KB SRAM, LQFP-144</w:t>
             </w:r>
           </w:p>
         </w:tc>
@@ -3375,7 +3375,7 @@
                 <w:color w:val="000000"/>
                 <w:sz w:val="18"/>
               </w:rPr>
-              <w:t>抢占式调度, 15KB 堆, 5 优先级, SysTick 1ms</w:t>
+              <w:t>抢占式调度, 15KB 堆, 5 优先级, SysTick 1ms, 已关闭 configUSE_TIMERS=0 释放 ~1.2KB 堆</w:t>
             </w:r>
           </w:p>
         </w:tc>
@@ -3578,7 +3578,7 @@
                 <w:color w:val="000000"/>
                 <w:sz w:val="18"/>
               </w:rPr>
-              <w:t>动态阈值峰值检测, EMA 平滑(alpha=0.15)</w:t>
+              <w:t>动态阈值峰值检测 + 插入排序取中值去极值 + 变化率限幅(HR_MAX_DELTA=10) + EMA 平滑(α=0.15) + PPG_BAD_HOLD_MAX=3 帧抗跳变</w:t>
             </w:r>
           </w:p>
         </w:tc>
@@ -3972,7 +3972,7 @@
                 <w:color w:val="000000"/>
                 <w:sz w:val="18"/>
               </w:rPr>
-              <w:t>最小步间隔 250ms, 加速度幅值去重力</w:t>
+              <w:t>滞回状态机(step_armed), 最小步间隔 300ms, 加速度幅值去重力, 阈值下限 200</w:t>
             </w:r>
           </w:p>
         </w:tc>
@@ -4581,7 +4581,7 @@
                 <w:color w:val="000000"/>
                 <w:sz w:val="18"/>
               </w:rPr>
-              <w:t>I2C1: MAX30102+MPU6050, I2C2: OLED</w:t>
+              <w:t>I2C1 重映射 PB8/PB9 → MAX30102+MPU6050, I2C2 PB10/PB11 → OLED</w:t>
             </w:r>
           </w:p>
         </w:tc>
@@ -4657,7 +4657,7 @@
                 <w:color w:val="000000"/>
                 <w:sz w:val="18"/>
               </w:rPr>
-              <w:t>Keil MDK-ARM</w:t>
+              <w:t>Keil MDK-ARM (uVision 5) + ARMCLANG V6.24 (AC6)</w:t>
             </w:r>
           </w:p>
         </w:tc>
@@ -5005,7 +5005,7 @@
                 <w:color w:val="000000"/>
                 <w:sz w:val="18"/>
               </w:rPr>
-              <w:t>STM32F103C8T6 (BluePill)</w:t>
+              <w:t>STM32F103ZE (正点原子 M144Z-M3 最小系统板, LQFP-144)</w:t>
             </w:r>
           </w:p>
         </w:tc>
@@ -6029,7 +6029,7 @@
                 <w:color w:val="000000"/>
                 <w:sz w:val="18"/>
               </w:rPr>
-              <w:t>轻触按键 12x12mm</w:t>
+              <w:t>轻触按键 12x12mm (实际只用 1 个, PA0)</w:t>
             </w:r>
           </w:p>
         </w:tc>
@@ -6775,7 +6775,7 @@
                 <w:color w:val="000000"/>
                 <w:sz w:val="18"/>
               </w:rPr>
-              <w:t>PA0</w:t>
+              <w:t>PA0 (按键 WK_UP, 单按键翻页)</w:t>
             </w:r>
           </w:p>
         </w:tc>
@@ -6802,7 +6802,7 @@
                 <w:color w:val="000000"/>
                 <w:sz w:val="18"/>
               </w:rPr>
-              <w:t>DS18B20 DQ</w:t>
+              <w:t>DS18B20 DQ (代码实际为 PA1, 表格初版误为 PA0)</w:t>
             </w:r>
           </w:p>
         </w:tc>
@@ -6829,7 +6829,7 @@
                 <w:color w:val="000000"/>
                 <w:sz w:val="18"/>
               </w:rPr>
-              <w:t>1-Wire 单总线, 需 4.7k 上拉到 3.3V</w:t>
+              <w:t>1-Wire 单总线, 需 4.7k 上拉到 3.3V (代码实际使用 PA1)</w:t>
             </w:r>
           </w:p>
         </w:tc>
@@ -7383,7 +7383,7 @@
                 <w:color w:val="000000"/>
                 <w:sz w:val="18"/>
               </w:rPr>
-              <w:t>PB6</w:t>
+              <w:t>PB8 (I2C1 SCL, 重映射)</w:t>
             </w:r>
           </w:p>
         </w:tc>
@@ -7409,7 +7409,7 @@
                 <w:color w:val="000000"/>
                 <w:sz w:val="18"/>
               </w:rPr>
-              <w:t>I2C1 SCL</w:t>
+              <w:t>I2C1 SCL (重映射 GPIO_Remap_I2C1)</w:t>
             </w:r>
           </w:p>
         </w:tc>
@@ -7435,7 +7435,7 @@
                 <w:color w:val="000000"/>
                 <w:sz w:val="18"/>
               </w:rPr>
-              <w:t>MAX30102 + MPU6050, 需 4.7k 上拉</w:t>
+              <w:t>MAX30102 + MPU6050, 需 4.7k 上拉 (代码实际使用 PB8, 重映射)</w:t>
             </w:r>
           </w:p>
         </w:tc>
@@ -7484,7 +7484,7 @@
                 <w:color w:val="000000"/>
                 <w:sz w:val="18"/>
               </w:rPr>
-              <w:t>PB7</w:t>
+              <w:t>PB9 (I2C1 SDA, 重映射)</w:t>
             </w:r>
           </w:p>
         </w:tc>
@@ -7511,7 +7511,7 @@
                 <w:color w:val="000000"/>
                 <w:sz w:val="18"/>
               </w:rPr>
-              <w:t>I2C1 SDA</w:t>
+              <w:t>I2C1 SDA (重映射 GPIO_Remap_I2C1)</w:t>
             </w:r>
           </w:p>
         </w:tc>
@@ -7586,7 +7586,7 @@
                 <w:color w:val="000000"/>
                 <w:sz w:val="18"/>
               </w:rPr>
-              <w:t>PB9</w:t>
+              <w:t>PB13 (DS1302 CE)</w:t>
             </w:r>
           </w:p>
         </w:tc>
@@ -7612,7 +7612,7 @@
                 <w:color w:val="000000"/>
                 <w:sz w:val="18"/>
               </w:rPr>
-              <w:t>DS1302 CE</w:t>
+              <w:t>DS1302 CE (代码实际为 PB13, 表格误为 PB9)</w:t>
             </w:r>
           </w:p>
         </w:tc>
@@ -7890,7 +7890,7 @@
                 <w:color w:val="000000"/>
                 <w:sz w:val="18"/>
               </w:rPr>
-              <w:t>PB12</w:t>
+              <w:t>PB14 (DS1302 DAT)</w:t>
             </w:r>
           </w:p>
         </w:tc>
@@ -7917,7 +7917,7 @@
                 <w:color w:val="000000"/>
                 <w:sz w:val="18"/>
               </w:rPr>
-              <w:t>DS1302 DAT</w:t>
+              <w:t>DS1302 DAT (代码实际为 PB14, 表格误为 PB12)</w:t>
             </w:r>
           </w:p>
         </w:tc>
@@ -7992,7 +7992,7 @@
                 <w:color w:val="000000"/>
                 <w:sz w:val="18"/>
               </w:rPr>
-              <w:t>PE3</w:t>
+              <w:t>PA1 (DS18B20 DQ)</w:t>
             </w:r>
           </w:p>
         </w:tc>
@@ -8018,7 +8018,7 @@
                 <w:color w:val="000000"/>
                 <w:sz w:val="18"/>
               </w:rPr>
-              <w:t>按键 (返回)</w:t>
+              <w:t>DS18B20 DQ (代码实际使用)</w:t>
             </w:r>
           </w:p>
         </w:tc>
@@ -8044,7 +8044,7 @@
                 <w:color w:val="000000"/>
                 <w:sz w:val="18"/>
               </w:rPr>
-              <w:t>第二按键, 内部上拉</w:t>
+              <w:t>1-Wire 单总线, 需 4.7k 上拉</w:t>
             </w:r>
           </w:p>
         </w:tc>
@@ -8093,7 +8093,7 @@
                 <w:color w:val="000000"/>
                 <w:sz w:val="18"/>
               </w:rPr>
-              <w:t>PE4</w:t>
+              <w:t>—</w:t>
             </w:r>
           </w:p>
         </w:tc>
@@ -8120,7 +8120,7 @@
                 <w:color w:val="000000"/>
                 <w:sz w:val="18"/>
               </w:rPr>
-              <w:t>按键 (前进)</w:t>
+              <w:t>—</w:t>
             </w:r>
           </w:p>
         </w:tc>
@@ -8147,7 +8147,7 @@
                 <w:color w:val="000000"/>
                 <w:sz w:val="18"/>
               </w:rPr>
-              <w:t>第一按键, 内部上拉</w:t>
+              <w:t>单按键方案, 仅 PA0 用于翻页</w:t>
             </w:r>
           </w:p>
         </w:tc>
@@ -8805,7 +8805,7 @@
                 <w:color w:val="000000"/>
                 <w:sz w:val="18"/>
               </w:rPr>
-              <w:t>I2C1 (PB6/PB7)</w:t>
+              <w:t>I2C1 (PB8/PB9, 重映射)</w:t>
             </w:r>
           </w:p>
         </w:tc>
@@ -8939,7 +8939,7 @@
                 <w:color w:val="000000"/>
                 <w:sz w:val="18"/>
               </w:rPr>
-              <w:t>I2C1 (PB6/PB7)</w:t>
+              <w:t>I2C1 (PB8/PB9, 重映射)</w:t>
             </w:r>
           </w:p>
         </w:tc>
@@ -9367,7 +9367,7 @@
                 <w:color w:val="000000"/>
                 <w:sz w:val="18"/>
               </w:rPr>
-              <w:t>PB6(SCL), PB7(SDA)</w:t>
+              <w:t>PB8(SCL), PB9(SDA) (重映射)</w:t>
             </w:r>
           </w:p>
         </w:tc>
@@ -9573,7 +9573,7 @@
                 <w:color w:val="000000"/>
                 <w:sz w:val="18"/>
               </w:rPr>
-              <w:t>PA0</w:t>
+              <w:t>PA1</w:t>
             </w:r>
           </w:p>
         </w:tc>
@@ -9676,7 +9676,7 @@
                 <w:color w:val="000000"/>
                 <w:sz w:val="18"/>
               </w:rPr>
-              <w:t>PB1/PB9/PB12</w:t>
+              <w:t>PB1(CLK)/PB13(CE)/PB14(DAT)</w:t>
             </w:r>
           </w:p>
         </w:tc>
@@ -14086,7 +14086,7 @@
           <w:color w:val="2F5496"/>
           <w:sz w:val="21"/>
         </w:rPr>
-        <w:t>【实现要点】1) 样本推入环形缓冲区; 2) 取最近 200 点窗口做带通滤波; 3) 阈值 = mean + 0.8*std, 检测连续上升-下降峰值; 4) 最小峰间距 0.4s, 取最近 8 个周期间隔计算心率; 5) 心率 EMA 平滑 (alpha=0.15); 6) 血氧 R = (std_red/mean_red)/(std_ir/mean_ir); 7) SpO2 = A - B*R, 限定 50-100</w:t>
+        <w:t>【实现要点】1) 样本推入环形缓冲区（ppg_ir[256] / ppg_red[256]，文件作用域 static 节省 Sensors 任务栈）；2) 取最近 200 点窗口做带通滤波；3) 阈值 = mean + 0.8*std, 检测连续上升-下降峰值；4) 最小峰间距 0.4 s, 峰值用显式环形缓冲（peak_head / peak_count）替代旧 memmove 方案；5) 取最近 8 个周期间隔，插入排序取中值 median，剔除中值 ±20 % 离群后求平均，再经 HR_MAX_DELTA = 10 bpm 变化率限幅 + 心率 EMA 平滑 (α=0.15)；6) 血氧 R = (std_red/mean_red)/(std_ir/mean_ir)，经 SPO2_MAX_DELTA = 2 % 变化率限幅 + EMA (α=0.15)；7) SpO2 = A - B*R, 限定 50~100；8) 信号质量门控 PPG_STD_ACTIVE_MIN = 0.2，stdv 低于阈值时累加 ppg_bad_count，连续 PPG_BAD_HOLD_MAX = 3 帧后才清零读数（防单次抖动闪 0）。</w:t>
       </w:r>
     </w:p>
     <w:p>
@@ -14264,7 +14264,7 @@
           <w:color w:val="2F5496"/>
           <w:sz w:val="21"/>
         </w:rPr>
-        <w:t>【实现要点】1) 重力估计: grav = 0.98*grav + 0.02*mag (低通); 2) 运动信号: acc = |mag-grav|; 3) 阈值自适应: thr = 0.995*thr + 0.005*|acc|; 4) 步态检测: acc &gt; thr 且距上一步 &gt; 400ms; 5) 首 2 秒静默以稳定估计; 6) 活动分类: &gt;120spm=跑步, 40-120spm=步行, 无步+高能=晃动, 其他=静止</w:t>
+        <w:t>【实现要点】1) 重力估计: grav = 0.98*grav + 0.02*mag (低通)；2) 运动信号: acc = mag - grav；3) 阈值自适应: thr = 0.995*thr + 0.005*|acc|；4) 滞回峰值检测（step_armed 双态机）：acc &gt; eff_thr=max(thr, STEP_MIN_THRESH=200) → arm；acc &lt; eff_thr × 0.5 → 确认步态；5) 最小步间隔 STEP_MIN_INTERVAL_MS = 300 ms（兼顾跑步 200 spm），步数/历史/活动共享状态整段进 taskENTER_CRITICAL；6) 首 STEP_SETTLE_COUNT = 10 次静默以稳定估计；7) 活动分类: spm &gt; 120 = 跑步, 40~120 = 步行, 空闲 &gt; 2 s 且晃动能量 &gt; 400 = 晃动, 其他 = UNKNOWN。</w:t>
       </w:r>
     </w:p>
     <w:p>
@@ -15563,7 +15563,7 @@
           <w:color w:val="2F5496"/>
           <w:sz w:val="21"/>
         </w:rPr>
-        <w:t>【目的】读取 FIFO 中所有可用样本。通过读/写指针差值计算可用样本数, 批量 I2C 读取 (最多 32 样本 x 6 字节 = 192 字节), 解析 18-bit 数据 (取低 18 位), 维护 128 样本本地缓冲区, 每次读取后自动调用 PPG_ProcessSamples() 处理新样本。</w:t>
+        <w:t>【目的】读取 FIFO 中所有可用样本。通过读/写指针差值计算可用样本数（5-bit FIFO 深度，环形），批量 I2C 读取（最多 32 样本 × 6 字节 = 192 字节），解析 18-bit 数据（取低 18 位），解码到本地缓冲区（栈上 int32_t ir_dec[32] / red_dec[32]），每次读取后自动调用 PPG_ProcessSamples() 处理新样本。调用方可通过 NULL / count 参数跳过数据拷贝（避免在 Sensors 任务栈上重复分配 1 KB 缓冲）。</w:t>
       </w:r>
     </w:p>
     <w:p>
@@ -15632,7 +15632,7 @@
           <w:color w:val="2F5496"/>
           <w:sz w:val="21"/>
         </w:rPr>
-        <w:t>【目的】动态配置采样率。支持 50/100/200/400 Hz 四档, 通过修改 SPO2_CONFIG 寄存器的 bit[4:2]。</w:t>
+        <w:t>（已删除 — 当前实现通过 max30102_config.h 中的 MAX30102_SPO2_CONFIG 宏（= 0x47 = 4096/100Hz/411us）在编译期静态配置，运行时不再动态切换。修改采样率需改宏并重新编译。）</w:t>
       </w:r>
     </w:p>
     <w:p>
@@ -15682,7 +15682,7 @@
           <w:color w:val="2F5496"/>
           <w:sz w:val="21"/>
         </w:rPr>
-        <w:t>【目的】设置红光 (LED1) 和红外 (LED2) 的 LED 电流。输入范围 0-255, 对应 0-51mA (0.2mA/step)。</w:t>
+        <w:t>（已删除 — 当前实现通过 max30102_config.h 中的 MAX30102_LED1_CURRENT / MAX30102_LED2_CURRENT 宏（= 0x50 = ~16 mA）在编译期静态配置。）</w:t>
       </w:r>
     </w:p>
     <w:p>
@@ -15751,7 +15751,7 @@
           <w:color w:val="2F5496"/>
           <w:sz w:val="21"/>
         </w:rPr>
-        <w:t>【目的】复位 FIFO 读写指针和溢出计数器, 清空所有缓存数据。通常在初始化或重新开始时调用。</w:t>
+        <w:t>（已删除 — 在 MAX30102_Init() 初始化序列中已直接对 REG_FIFO_WR_PTR / RD_PTR / OVF_COUNTER 写 0，无需独立函数。）</w:t>
       </w:r>
     </w:p>
     <w:p>
@@ -15909,7 +15909,7 @@
           <w:color w:val="2F5496"/>
           <w:sz w:val="21"/>
         </w:rPr>
-        <w:t>【目的】从 ACCEL_XOUT_H (0x3B) 连续读取 6 字节, 解析为 3 个 int16_t 加速度值。数据存储在模块静态变量中, 通过 Getter 函数获取。</w:t>
+        <w:t>【目的】从 ACCEL_XOUT_H (0x3B) 连续读取 8 字节（[0:1]=X, [2:3]=Y, [4:5]=Z, [6:7]=TEMP），解析为 3 个 int16_t 加速度值 + 1 个 float 芯片温度（用 MPU6050_TEMP_OFFSET 36.53 + raw/340 公式转换）。数据通过函数指针参数输出给调用方，无模块内 static 变量。</w:t>
       </w:r>
     </w:p>
     <w:p>
@@ -15959,7 +15959,9 @@
           <w:color w:val="2F5496"/>
           <w:sz w:val="21"/>
         </w:rPr>
-        <w:t>【目的】读取 MPU6050 芯片温度 (TEMP_OUT_H 0x41), 转换为摄氏度: temp = 36.53 + raw/340。用作环境温度参考输入体温补偿算法。</w:t>
+        <w:t>【目的】当前 API 已合并到 MPU6050_ReadData(ax, ay, az, chip_temp)，无需单独调用。芯片温度用作环境温度参考输入 Compensate_Temperature 算法。</w:t>
+        <w:br/>
+        <w:t>【返回值】float: 芯片温度 (℃)；I2C 失败时返回 MPU6050_TEMP_FALLBACK = 25.0 ℃。Sensors 任务额外维护 mpu_ok 标志，仅在 MPU6050 在线（chip_temp 非 fallback）时才标 g_temp_valid = 1，避免用 fallback 25 ℃ 补偿的假数据被外界当作真实体温。</w:t>
       </w:r>
     </w:p>
     <w:p>
@@ -16760,7 +16762,9 @@
           <w:color w:val="2F5496"/>
           <w:sz w:val="21"/>
         </w:rPr>
-        <w:t>【目的】读取最近一次转换的温度结果。1) 复位; 2) SKIP ROM (0xCC); 3) READ SCRATCHPAD (0xBE); 4) 读取 9 字节暂存器; 5) CRC-8 校验, 失败返回 -999.0C; 6) 解析 12-bit 补码温度值 raw/16.0。</w:t>
+        <w:t>【目的】读取最近一次转换的温度结果。1) 复位；2) SKIP ROM (0xCC)；3) READ SCRATCHPAD (0xBE)；4) 读取 9 字节暂存器；5) CRC-8 校验（多项式 0x8C），失败返回 -1；6) 解析 12-bit 补码温度值 raw/16.0。</w:t>
+        <w:br/>
+        <w:t>【返回值】int: 0 = 成功（*temperature 已写入），-1 = CRC 校验失败，-2 = 总线无响应（无设备/接触不良）。main.c 用 == 0 判定成功。旧版的 TEMP_CRC_INVALID (-999.0f) 宏已删除（属于死代码）。</w:t>
       </w:r>
     </w:p>
     <w:p>
@@ -17033,7 +17037,7 @@
                 <w:color w:val="000000"/>
                 <w:sz w:val="18"/>
               </w:rPr>
-              <w:t>PB9</w:t>
+              <w:t>PB13</w:t>
             </w:r>
           </w:p>
         </w:tc>
@@ -17198,7 +17202,7 @@
                 <w:color w:val="000000"/>
                 <w:sz w:val="18"/>
               </w:rPr>
-              <w:t>PB12</w:t>
+              <w:t>PB14</w:t>
             </w:r>
           </w:p>
         </w:tc>
@@ -17293,7 +17297,7 @@
           <w:color w:val="2F5496"/>
           <w:sz w:val="21"/>
         </w:rPr>
-        <w:t>【目的】初始化 GPIO: PB1 (CLK)/PB9 (CE) 配置为推挽输出, PB12 (DAT) 配置为上拉输入。CE 和 CLK 初始为低电平。</w:t>
+        <w:t>【目的】初始化 GPIO: PB1 (CLK) / PB13 (CE) 配置为推挽输出，PB14 (DAT) 配置为推挽/上拉输入切换模式。CE 和 CLK 初始为低电平。CLK/DAT/CE 三个引脚均来自 ds1302_config.h。</w:t>
       </w:r>
     </w:p>
     <w:p>
@@ -17570,7 +17574,7 @@
           <w:rFonts w:ascii="Times New Roman" w:hAnsi="Calibri" w:eastAsia="宋体" w:cs="Times New Roman"/>
           <w:sz w:val="21"/>
         </w:rPr>
-        <w:t>采用 8 页 x 128 列的帧缓冲区 (framebuf[8][128]), 每页对应 8 行像素。Dirty Flag 数组 (dirty[8]) 标记哪些页需要刷新, OLED_Flush() 仅更新脏页, 减少 I2C 传输量。</w:t>
+        <w:t>采用 8 页 × 128 列的帧缓冲区 (framebuf[8][128])，每页对应 8 行像素。Dirty Flag 数组 (dirty[8]) 标记哪些页需要刷新，OLED_Flush() 仅更新脏页，减少 I2C 传输量。framebuf 被 vTaskDisplay（prio 2）与 vTaskVoice（prio 2）并发访问（语音命令会直接调用 Show*），两个任务时间片轮转时若 Clear→Draw→Flush 序列被对方打断会产生花屏。每个 Show* 函数入口处使用 g_oled_mutex（xSemaphoreCreateMutex，100 ms 超时）将整段（Clear + DrawString + Flush）包成原子操作。底层 OLED_Clear / DrawChar / DrawString / Flush 不加锁，由上层 Show* 内部完成序列以避免递归加锁。</w:t>
       </w:r>
     </w:p>
     <w:p>
@@ -18065,7 +18069,7 @@
                 <w:color w:val="000000"/>
                 <w:sz w:val="18"/>
               </w:rPr>
-              <w:t>PB6 / PB7</w:t>
+              <w:t>PB8 / PB9 (重映射 GPIO_Remap_I2C1)</w:t>
             </w:r>
           </w:p>
         </w:tc>
@@ -18282,7 +18286,7 @@
           <w:color w:val="2F5496"/>
           <w:sz w:val="21"/>
         </w:rPr>
-        <w:t>【目的】初始化 I2C 硬件: 使能 GPIO 和 I2C 时钟, 配置 PB6/PB7 (I2C1) 或 PB10/PB11 (I2C2) 为复用开漏输出, 配置 I2C 外设 (主模式, 标准速率 100kHz, 7 位地址, ACK 使能), 创建互斥锁。</w:t>
+        <w:t>【目的】初始化 I2C 硬件：使能 GPIO/I2C 时钟，I2C1 通过 GPIO_Remap_I2C1 重映射到 PB8=SCL、PB9=SDA（与 MPU6050/MAX30102 共享），I2C2 独立使用 PB10=SCL、PB11=SDA（OLED 独占）；配置为复用开漏 (AF_OD)，外设为主模式、标准速率 100 kHz、7 位地址、ACK 使能，创建独立互斥锁（g_i2c_mutex / g_i2c2_mutex）。</w:t>
       </w:r>
     </w:p>
     <w:p>
@@ -18876,7 +18880,7 @@
           <w:color w:val="2F5496"/>
           <w:sz w:val="21"/>
         </w:rPr>
-        <w:t>【实现要点】ORE 清除是必要的: 当蓝牙任务处理耗时超过 UART 接收速率时, 硬件 FIFO 溢出。若不清除 ORE, UART 将停止接收后续数据。</w:t>
+        <w:t>【实现要点】ORE 清除是必要的：当蓝牙任务处理耗时超过 UART 接收速率时，硬件 FIFO 溢出。若不清除 ORE，UART 将停止接收后续数据。ASR_ProcessUART 中也采用相同的 ORE 主动清除策略，避免 STM32F1xx 经典的 Overrun 锁死接收问题。</w:t>
       </w:r>
     </w:p>
     <w:p>
@@ -21273,7 +21277,7 @@
                 <w:color w:val="000000"/>
                 <w:sz w:val="18"/>
               </w:rPr>
-              <w:t>1</w:t>
+              <w:t>0</w:t>
             </w:r>
           </w:p>
         </w:tc>
@@ -21293,7 +21297,7 @@
                 <w:color w:val="000000"/>
                 <w:sz w:val="18"/>
               </w:rPr>
-              <w:t>软件定时器支持</w:t>
+              <w:t>软件定时器关闭（项目未使用，节省 ~1.2KB 堆: Timer 任务 256 字栈 + TCB + 命令队列）</w:t>
             </w:r>
           </w:p>
         </w:tc>
@@ -21445,7 +21449,7 @@
           <w:rFonts w:ascii="Times New Roman" w:hAnsi="Calibri" w:eastAsia="宋体" w:cs="Times New Roman"/>
           <w:sz w:val="21"/>
         </w:rPr>
-        <w:t>SystemInit() + SystemCoreClockUpdate() — 配置系统时钟 72MHz</w:t>
+        <w:t>SystemInit() + SystemCoreClockUpdate() — 配置系统时钟 72 MHz（startup_stm32f10x_hd.s 已配置 HSE 8 MHz × PLL ×9）</w:t>
       </w:r>
     </w:p>
     <w:p>
@@ -21491,7 +21495,7 @@
           <w:rFonts w:ascii="Times New Roman" w:hAnsi="Calibri" w:eastAsia="宋体" w:cs="Times New Roman"/>
           <w:sz w:val="21"/>
         </w:rPr>
-        <w:t>静音蜂鸣器 — PB8 推挽输出低电平</w:t>
+        <w:t>（已删除 — PB8 已被 I2C1 重映射 SCL 占用，未使用蜂鸣器）</w:t>
       </w:r>
     </w:p>
     <w:p>
@@ -21780,7 +21784,17 @@
           <w:rFonts w:ascii="Times New Roman" w:hAnsi="Calibri" w:eastAsia="宋体" w:cs="Times New Roman"/>
           <w:sz w:val="21"/>
         </w:rPr>
-        <w:t>xTaskCreate(vTaskSensors, "Sensors", 512, NULL, 3, NULL)</w:t>
+        <w:t>xTaskCreate(vTaskSensors,   "Sensors", 512, NULL, 3, NULL)</w:t>
+        <w:br/>
+        <w:t>xTaskCreate(vTaskDisplay,   "Display", 512, NULL, 2, NULL)</w:t>
+        <w:br/>
+        <w:t>xTaskCreate(vTaskVoice,     "Voice",   384, NULL, 2, NULL)</w:t>
+        <w:br/>
+        <w:t>xTaskCreate(vTaskBluetooth, "BT",      384, NULL, 2, NULL)</w:t>
+        <w:br/>
+        <w:t>IWDG_Init() — 启动独立看门狗（LSI 40 kHz / 256 分频 / 重载 625 = 4 s 超时，由 vTaskSensors 在每轮循环顶部喂狗）</w:t>
+        <w:br/>
+        <w:t>vTaskStartScheduler() — 启动调度器, 永不返回</w:t>
       </w:r>
     </w:p>
     <w:p>
@@ -21905,7 +21919,7 @@
           <w:rFonts w:ascii="Times New Roman" w:hAnsi="Calibri" w:eastAsia="宋体" w:cs="Times New Roman"/>
           <w:sz w:val="21"/>
         </w:rPr>
-        <w:t>vApplicationStackOverflowHook() 在检测到任务栈溢出时被调用。通过 USART1 (115200bps) 输出 "STACK OVERFLOW: &lt;TaskName&gt;" 消息, 然后进入死循环。调试时可通过 USB-TTL 接 PA9 监控。</w:t>
+        <w:t>vApplicationStackOverflowHook() 在检测到任务栈溢出时被调用。通过 USART1 (115200 bps) 输出 STACK OVERFLOW: &lt;TaskName&gt; 消息，然后死循环。configASSERT(x) 失败由 Assert_Handler（main.c 定义）兜底，经 UART1（115200 bps，先 Init 兜底）输出 ASSERT FAIL: &lt;file&gt;:&lt;line&gt; 后死循环，由 IWDG 在 4 s 内自动复位重启。调试时可通过 USB-TTL 接 PA9 监控。</w:t>
       </w:r>
     </w:p>
     <w:p>
@@ -22240,7 +22254,7 @@
                 <w:color w:val="000000"/>
                 <w:sz w:val="18"/>
               </w:rPr>
-              <w:t>读取 MAX30102 FIFO (含 PPG 处理), 读取 MPU6050 加速度 (含计步), 分时读取 DS18B20 温度 (转换+读取共 4 周期), 更新全局变量</w:t>
+              <w:t>读取 MAX30102 FIFO (含 PPG 处理), 读取 MPU6050 加速度 (含计步), 分时读取 DS18B20 温度 (转换+读取共 4 周期), 更新全局变量; 循环顶部 IWDG_Feed() 喂狗（4s 超时复位兜底）</w:t>
             </w:r>
           </w:p>
         </w:tc>
@@ -22683,7 +22697,7 @@
           <w:rFonts w:ascii="Times New Roman" w:hAnsi="Calibri" w:eastAsia="宋体" w:cs="Times New Roman"/>
           <w:sz w:val="21"/>
         </w:rPr>
-        <w:t>温度: globals.h 中 volatile 全局变量 (g_temperature/g_temp_valid), Sensors 写入 → Display/OLED 读取</w:t>
+        <w:t>温度: globals.h 中 volatile 全局变量 (g_temperature / g_temp_valid)，Sensors 写入 → Display/BT/ShowMainPage/ShowTemperature 通过 Get_Temperature(&amp;valid, &amp;temp) 访问器在 taskENTER_CRITICAL 内部一次性取走一对值（保证一致性，避免 float 撕裂）</w:t>
       </w:r>
     </w:p>
     <w:p>
@@ -22734,7 +22748,7 @@
           <w:rFonts w:ascii="Times New Roman" w:hAnsi="Calibri" w:eastAsia="宋体" w:cs="Times New Roman"/>
           <w:sz w:val="21"/>
         </w:rPr>
-        <w:t>1-Wire: taskENTER_CRITICAL() / taskEXIT_CRITICAL() 保护 DS18B20 时序, 但仅 Sensors 任务使用, 实际无竞争</w:t>
+        <w:t>1-Wire: taskENTER_CRITICAL() / taskEXIT_CRITICAL() 保护 DS18B20 时序（仅 Sensors 任务使用，调度器启动前/后均调用，调度器启动前已可用）；OLED framebuf: g_oled_mutex 互斥锁保护 Show* 整段（Display 与 Voice 任务并发防花屏）</w:t>
       </w:r>
     </w:p>
     <w:p>
@@ -22772,7 +22786,9 @@
           <w:rFonts w:ascii="Times New Roman" w:hAnsi="Calibri" w:eastAsia="宋体" w:cs="Times New Roman"/>
           <w:sz w:val="21"/>
         </w:rPr>
-        <w:t>Sensors 任务优先级最高 (3), 每 200ms 运行一次。Display 和 Voice 任务优先级相同 (2), 时间片轮转。BT 任务优先级最低 (2 但 20ms 高频循环, 实际由调度器按就绪顺序执行)。</w:t>
+        <w:t>Sensors 任务优先级最高 (3), 每 200 ms 运行一次。Display / Voice / BT 任务优先级相同 (2), 时间片轮转。Sensors 循环顶部调用 IWDG_Feed() 喂狗（4 s 超时），任一 I2C/1-Wire 重试拉长到 1~2 s 或任务卡死 4 s 未喂狗即触发全局复位。</w:t>
+        <w:br/>
+        <w:t>典型调度序列: Sensors(3) 就绪 → 抢占 Display/Voice/BT → Sensors 读取传感器 (约 10~20 ms, 含 I2C) → vTaskDelay(200 ms) 阻塞 → Display/Voice/BT 按就绪顺序执行。Display 任务额外维护 10 次循环计数器（即 500 ms 一次），仅在累计到 10 次时执行一次完整 OLED 刷新。</w:t>
       </w:r>
     </w:p>
     <w:p>
@@ -24889,7 +24905,7 @@
                 <w:color w:val="000000"/>
                 <w:sz w:val="18"/>
               </w:rPr>
-              <w:t>ARM Compiler 5 (armcc)</w:t>
+              <w:t>ARMCLANG V6.24 (AC6)</w:t>
             </w:r>
           </w:p>
         </w:tc>
@@ -24952,7 +24968,7 @@
                 <w:color w:val="000000"/>
                 <w:sz w:val="18"/>
               </w:rPr>
-              <w:t>STM32F103C8T6 (64KB Flash, 20KB SRAM)</w:t>
+              <w:t>STM32F103ZE (512KB Flash, 64KB SRAM, LQFP-144, 启动文件 startup_stm32f10x_hd.s)</w:t>
             </w:r>
           </w:p>
         </w:tc>
@@ -25399,7 +25415,7 @@
                 <w:color w:val="000000"/>
                 <w:sz w:val="18"/>
               </w:rPr>
-              <w:t>约 40-50 KB</w:t>
+              <w:t>约 80-100 KB</w:t>
             </w:r>
           </w:p>
         </w:tc>
@@ -25420,7 +25436,7 @@
                 <w:color w:val="000000"/>
                 <w:sz w:val="18"/>
               </w:rPr>
-              <w:t>含 FreeRTOS/标准库/驱动/算法</w:t>
+              <w:t>含 FreeRTOS/标准库/驱动/算法 (ZE Flash 512KB 余量充足)</w:t>
             </w:r>
           </w:p>
         </w:tc>
@@ -25481,7 +25497,7 @@
                 <w:color w:val="000000"/>
                 <w:sz w:val="18"/>
               </w:rPr>
-              <w:t>约 16-18 KB</w:t>
+              <w:t>约 20-25 KB</w:t>
             </w:r>
           </w:p>
         </w:tc>
@@ -25501,7 +25517,7 @@
                 <w:color w:val="000000"/>
                 <w:sz w:val="18"/>
               </w:rPr>
-              <w:t>15KB FreeRTOS 堆 + 1KB 栈 + 全局变量</w:t>
+              <w:t>15KB FreeRTOS 堆 + ~7KB 任务栈 (2+2+1.5+1.5) + 全局/帧缓冲 (ZE SRAM 64KB 余量充足)</w:t>
             </w:r>
           </w:p>
         </w:tc>
@@ -26025,7 +26041,7 @@
           <w:rFonts w:ascii="Times New Roman" w:hAnsi="Calibri" w:eastAsia="宋体" w:cs="Times New Roman"/>
           <w:sz w:val="21"/>
         </w:rPr>
-        <w:t>各模块 Init() 函数内部有延时等待 (MAX30102 复位 10ms, OLED 初始化 50ms)</w:t>
+        <w:t>各模块 Init() 函数内部有延时等待 (MAX30102 复位 10 ms, OLED 初始化 50 ms)。DS18B20_Init() 内部会做 presence 脉冲检测，无应答时返回 -1，便于上电排错（总线无设备/接触不良会立即暴露）。</w:t>
       </w:r>
     </w:p>
     <w:p>
@@ -26979,7 +26995,7 @@
           <w:rFonts w:ascii="Times New Roman" w:hAnsi="Calibri" w:eastAsia="宋体" w:cs="Times New Roman"/>
           <w:sz w:val="21"/>
         </w:rPr>
-        <w:t>步态检测: acc &gt; thr 且距上一步 &gt; 400ms</w:t>
+        <w:t>步态检测: 带 step_armed 双态机的滞回峰值检测（acc &gt; eff_thr=max(thr, 200) → arm；acc &lt; eff_thr×0.5 → 确认步态）；确认后还需距上一步 &gt; 300 ms 才计步</w:t>
       </w:r>
     </w:p>
     <w:p>
@@ -27074,7 +27090,11 @@
           <w:rFonts w:ascii="Times New Roman" w:hAnsi="Calibri" w:eastAsia="宋体" w:cs="Times New Roman"/>
           <w:sz w:val="21"/>
         </w:rPr>
-        <w:t>offset = 2.5 - 0.05 * (ambient_temp - 25.0)</w:t>
+        <w:t>offset = 3.5 - 0.05 × (ambient_temp - 25.0)</w:t>
+        <w:br/>
+        <w:t>core_temp = skin_temp + offset</w:t>
+        <w:br/>
+        <w:t>环境温度 (ambient_temp) 来自 MPU6050 板级温度传感器 (作为近似)。补偿量在 2.0~4.5 ℃ 范围内动态调整：环境越暖，皮肤与核心温差越小（血管扩张散热增强）。基础偏移量已由 2.5 ℃ 调高至 3.5 ℃，原因：DS18B20 测皮肤温度受接触面散热影响偏低约 1 ℃，原 2.5 ℃ 在静态常温下估算体温仅 35 ℃ 附近，偏离合理区间。</w:t>
       </w:r>
     </w:p>
     <w:p>
